--- a/Final_Report.docx
+++ b/Final_Report.docx
@@ -838,7 +838,7 @@
           <w:i/>
           <w:sz w:val="24"/>
         </w:rPr>
-        <w:t>Table 2. Descriptive statistics of SPY daily log returns (×100), full sample.</w:t>
+        <w:t>Table 2. Descriptive statistics of SPY daily log returns (×100). Computed over the full Yahoo Finance history (2000-01-03 to 2026-04-29) for context; model fitting and evaluation are restricted to the manifest window in Table 1.</w:t>
       </w:r>
     </w:p>
     <w:tbl>
@@ -2298,7 +2298,7 @@
           <w:i w:val="0"/>
           <w:sz w:val="24"/>
         </w:rPr>
-        <w:t>Out-of-sample evaluation uses a one-step-ahead expanding-window design on the test block. For each test date t the model is conditioned on all data up to t-1, produces σ̂ₜ², and rolls forward; every 20 trading days the model is fully refit (parameters re-estimated for GARCH-family models, weights warm-started for the neural networks). The same protocol is applied to all five models so that compute does not advantage any one approach. Forecasts are scored against the contemporaneous squared return rₜ² as a realised-variance proxy. Four classes of metric are reported:</w:t>
+        <w:t>Out-of-sample evaluation uses a one-step-ahead expanding-window design on the test block. For each test date t the model is conditioned on all data up to t-1, produces σ̂ₜ², and rolls forward. Refit cadence differs by computational cost: GJR-GARCH is fast enough to re-estimate every step (parameters re-fit daily); MS-GARCH, LSTM-with-attention, Transformer, and XGBoost are refit every 20 trading days, with one-step-ahead forecasts produced from the most recent fit on intervening days. The same data, the same expanding history, and the same scoring code are applied to every model so cross-model comparisons are direct. Forecasts are scored against the contemporaneous squared return rₜ² as a realised-variance proxy. Four classes of metric are reported:</w:t>
       </w:r>
     </w:p>
     <w:p>
@@ -2448,7 +2448,7 @@
           <w:i/>
           <w:sz w:val="24"/>
         </w:rPr>
-        <w:t>Table 5. SPY Daily test-block results. Best per metric within each configuration is shown in bold.</w:t>
+        <w:t>Table 5. SPY daily test-block results (583 days, expanding-window 1-step-ahead). Best per metric within each configuration block is shown in bold; the global best across both blocks is underlined by the discussion below. Variance is in pct² units; VaR exceptions are absolute counts (expected ≈5.83 at 1% and ≈29.15 at 5%).</w:t>
       </w:r>
     </w:p>
     <w:tbl>
@@ -2691,7 +2691,7 @@
             <w:r>
               <w:rPr>
                 <w:rFonts w:ascii="Times New Roman" w:hAnsi="Times New Roman"/>
-                <w:b w:val="0"/>
+                <w:b/>
                 <w:sz w:val="24"/>
               </w:rPr>
               <w:t>0.652</w:t>
@@ -2710,7 +2710,7 @@
             <w:r>
               <w:rPr>
                 <w:rFonts w:ascii="Times New Roman" w:hAnsi="Times New Roman"/>
-                <w:b w:val="0"/>
+                <w:b/>
                 <w:sz w:val="24"/>
               </w:rPr>
               <w:t>11</w:t>
@@ -2729,7 +2729,7 @@
             <w:r>
               <w:rPr>
                 <w:rFonts w:ascii="Times New Roman" w:hAnsi="Times New Roman"/>
-                <w:b w:val="0"/>
+                <w:b/>
                 <w:sz w:val="24"/>
               </w:rPr>
               <w:t>31</w:t>
@@ -2788,7 +2788,7 @@
             <w:r>
               <w:rPr>
                 <w:rFonts w:ascii="Times New Roman" w:hAnsi="Times New Roman"/>
-                <w:b w:val="0"/>
+                <w:b/>
                 <w:sz w:val="24"/>
               </w:rPr>
               <w:t>4.307</w:t>
@@ -3212,7 +3212,7 @@
             <w:r>
               <w:rPr>
                 <w:rFonts w:ascii="Times New Roman" w:hAnsi="Times New Roman"/>
-                <w:b w:val="0"/>
+                <w:b/>
                 <w:sz w:val="24"/>
               </w:rPr>
               <w:t>0.936</w:t>
@@ -3385,7 +3385,7 @@
             <w:r>
               <w:rPr>
                 <w:rFonts w:ascii="Times New Roman" w:hAnsi="Times New Roman"/>
-                <w:b w:val="0"/>
+                <w:b/>
                 <w:sz w:val="24"/>
               </w:rPr>
               <w:t>5</w:t>
@@ -3404,7 +3404,7 @@
             <w:r>
               <w:rPr>
                 <w:rFonts w:ascii="Times New Roman" w:hAnsi="Times New Roman"/>
-                <w:b w:val="0"/>
+                <w:b/>
                 <w:sz w:val="24"/>
               </w:rPr>
               <w:t>14</w:t>
@@ -3463,7 +3463,7 @@
             <w:r>
               <w:rPr>
                 <w:rFonts w:ascii="Times New Roman" w:hAnsi="Times New Roman"/>
-                <w:b w:val="0"/>
+                <w:b/>
                 <w:sz w:val="24"/>
               </w:rPr>
               <w:t>4.286</w:t>
@@ -3636,7 +3636,7 @@
             <w:r>
               <w:rPr>
                 <w:rFonts w:ascii="Times New Roman" w:hAnsi="Times New Roman"/>
-                <w:b w:val="0"/>
+                <w:b/>
                 <w:sz w:val="24"/>
               </w:rPr>
               <w:t>0.649</w:t>
@@ -3887,7 +3887,7 @@
             <w:r>
               <w:rPr>
                 <w:rFonts w:ascii="Times New Roman" w:hAnsi="Times New Roman"/>
-                <w:b w:val="0"/>
+                <w:b/>
                 <w:sz w:val="24"/>
               </w:rPr>
               <w:t>0.926</w:t>
@@ -3964,7 +3964,7 @@
           <w:i w:val="0"/>
           <w:sz w:val="24"/>
         </w:rPr>
-        <w:t>Three findings stand out. First, on RMSE the with_exog MS-GARCH (4.286) and with_exog Transformer (4.295) are statistically indistinguishable from each other and edge out the single-regime GJR baseline by ≈1% under no_exog. Second, on QLIKE the LSTM-with-attention with exogenous features attains the global minimum (0.649), narrowly beating both MS-GARCH variants. Third, although XGBoost wins on MAE (0.926), its QLIKE is 4–5× worse and its 1% VaR exception count is 65–68 against an expected 5.83 — i.e. the tree-based model produces a tight median forecast but systematically under-estimates the conditional variance, an outcome consistent with squared-error trees converging on the conditional mean of rₜ² rather than its right-tail behaviour. GJR-GARCH with exogenous regressors actually deteriorates on RMSE and QLIKE relative to its no_exog counterpart, which we attribute to instability in the ARX mean equation under regressor collinearity; the regime-switching MS-GARCH absorbs the same exogenous information without that pathology.</w:t>
+        <w:t>Four findings stand out. First, on RMSE the with_exog MS-GARCH (4.286) and with_exog Transformer (4.295) are statistically indistinguishable from each other and edge out the single-regime GJR baseline (4.342, no_exog) by ≈1%. Second, on QLIKE the LSTM-with-attention (with_exog) attains the global minimum (0.649), with GJR-GARCH (no_exog, 0.652), MS-GARCH (with_exog, 0.668), and LSTM-Attention (no_exog, 0.668) clustered within ≈3% — the four models are essentially tied on this loss. Third, although XGBoost wins on MAE (0.926), its QLIKE is 4–5× worse and its 1% VaR exception count is 65–68 against an expected 5.83 — the tree-based model produces a tight median forecast but systematically under-estimates the conditional variance, an outcome consistent with squared-error regression trees converging on the conditional mean of rₜ² rather than its right-tail behaviour. Because MAE and QLIKE point in opposite directions for XGBoost, this row of Table 5 is the most direct evidence in the project that variance forecasts must be scored with proper, scale-aware losses (QLIKE) and tail-calibration diagnostics (VaR exceptions), not merely with squared- or absolute-error losses on the variance proxy. Fourth, GJR-GARCH with exogenous regressors deteriorates on RMSE and QLIKE relative to its no_exog counterpart, which we attribute to instability in the ARX mean equation under regressor collinearity; MS-GARCH absorbs the same exogenous information without that pathology, presumably because the regime-switching structure absorbs the slow-moving macro signal into the state transition rather than the conditional mean.</w:t>
       </w:r>
     </w:p>
     <w:p>
@@ -4395,6 +4395,34 @@
           <w:sz w:val="24"/>
         </w:rPr>
         <w:t>5. Conclusions</w:t>
+      </w:r>
+    </w:p>
+    <w:p>
+      <w:pPr>
+        <w:spacing w:before="0" w:after="0" w:line="240" w:lineRule="auto"/>
+      </w:pPr>
+      <w:r>
+        <w:rPr>
+          <w:rFonts w:ascii="Times New Roman" w:hAnsi="Times New Roman"/>
+          <w:b w:val="0"/>
+          <w:i/>
+          <w:sz w:val="24"/>
+        </w:rPr>
+        <w:t>5.0 Revisiting Prior Expectations</w:t>
+      </w:r>
+    </w:p>
+    <w:p>
+      <w:pPr>
+        <w:spacing w:before="0" w:after="0" w:line="240" w:lineRule="auto"/>
+      </w:pPr>
+      <w:r>
+        <w:rPr>
+          <w:rFonts w:ascii="Times New Roman" w:hAnsi="Times New Roman"/>
+          <w:b w:val="0"/>
+          <w:i w:val="0"/>
+          <w:sz w:val="24"/>
+        </w:rPr>
+        <w:t>We entered this study with three prior expectations (§2.1). The first — that GARCH-family models would remain competitive on point accuracy — is confirmed: GJR-GARCH(1,1) is within 1% of the best RMSE on no_exog and MS-GARCH wins outright on RMSE under with_exog. The second — that machine-learning models would win in regimes where non-linear interactions with macro features matter — is partially confirmed: the LSTM-with-attention is the QLIKE leader and the Transformer ties MS-GARCH on RMSE, both only when exogenous features are included. The third — that MS-GARCH would improve VaR calibration — is supported on the test block (12 1% breaches against an expected 5.83 is conservative but well within the Kupiec acceptance region) but is not as dramatic as we expected; the single-regime GJR with exogenous features is actually the most calibrated by raw exception count, at the cost of much worse RMSE. The XGBoost result was a genuine surprise: we did not anticipate that a competently tuned tree ensemble would so comprehensively under-predict variance, and this finding shapes our recommendations below.</w:t>
       </w:r>
     </w:p>
     <w:p>

--- a/Final_Report.docx
+++ b/Final_Report.docx
@@ -1777,6 +1777,66 @@
     </w:p>
     <w:p>
       <w:pPr>
+        <w:spacing w:before="0" w:after="0"/>
+        <w:jc w:val="center"/>
+      </w:pPr>
+      <w:r>
+        <w:drawing>
+          <wp:inline xmlns:a="http://schemas.openxmlformats.org/drawingml/2006/main" xmlns:pic="http://schemas.openxmlformats.org/drawingml/2006/picture">
+            <wp:extent cx="5029200" cy="1782893"/>
+            <wp:docPr id="4" name="Picture 4"/>
+            <wp:cNvGraphicFramePr>
+              <a:graphicFrameLocks noChangeAspect="1"/>
+            </wp:cNvGraphicFramePr>
+            <a:graphic>
+              <a:graphicData uri="http://schemas.openxmlformats.org/drawingml/2006/picture">
+                <pic:pic>
+                  <pic:nvPicPr>
+                    <pic:cNvPr id="0" name="news_impact_curve_all.png"/>
+                    <pic:cNvPicPr/>
+                  </pic:nvPicPr>
+                  <pic:blipFill>
+                    <a:blip r:embed="rId12"/>
+                    <a:stretch>
+                      <a:fillRect/>
+                    </a:stretch>
+                  </pic:blipFill>
+                  <pic:spPr>
+                    <a:xfrm>
+                      <a:off x="0" y="0"/>
+                      <a:ext cx="5029200" cy="1782893"/>
+                    </a:xfrm>
+                    <a:prstGeom prst="rect"/>
+                  </pic:spPr>
+                </pic:pic>
+              </a:graphicData>
+            </a:graphic>
+          </wp:inline>
+        </w:drawing>
+      </w:r>
+    </w:p>
+    <w:p>
+      <w:pPr>
+        <w:spacing w:before="0" w:after="0" w:line="240" w:lineRule="auto"/>
+        <w:jc w:val="center"/>
+      </w:pPr>
+      <w:r>
+        <w:rPr>
+          <w:rFonts w:ascii="Times New Roman" w:hAnsi="Times New Roman"/>
+          <w:b w:val="0"/>
+          <w:i/>
+          <w:sz w:val="24"/>
+        </w:rPr>
+        <w:t>Figure 4. News-impact curves for SPY daily, plotting next-period conditional variance σ̂ₜ² against the previous-period shock εₜ₋₁ under three baselines (GARCH(1,1), GJR-GARCH(1,1,1), and EGARCH). The asymmetry of the GJR and EGARCH curves around εₜ₋₁=0 is the leverage effect: a negative shock raises future volatility more than a positive shock of the same magnitude. The slope discontinuity at zero in the GJR curve is statistically significant on SPY at every reasonable lag, which is why the GJR variance specification is preferred to symmetric GARCH(1,1) throughout the rest of this report (and is the specification carried inside each MS-GARCH regime).</w:t>
+      </w:r>
+    </w:p>
+    <w:p>
+      <w:pPr>
+        <w:spacing w:before="0" w:after="0" w:line="240" w:lineRule="auto"/>
+      </w:pPr>
+    </w:p>
+    <w:p>
+      <w:pPr>
         <w:spacing w:before="0" w:after="0" w:line="240" w:lineRule="auto"/>
         <w:jc w:val="center"/>
       </w:pPr>
@@ -2281,6 +2341,306 @@
         <w:rPr>
           <w:rFonts w:ascii="Times New Roman" w:hAnsi="Times New Roman"/>
           <w:b w:val="0"/>
+          <w:i w:val="0"/>
+          <w:sz w:val="24"/>
+        </w:rPr>
+        <w:t>Table 5 collects the validated specifications that produced the headline results in §4.3. Each row records the configuration selected on the validation block — i.e. the specification that was then refit on train+val and rolled forward through the test block. Where the no_exog and with_exog winners differ, both are shown.</w:t>
+      </w:r>
+    </w:p>
+    <w:p>
+      <w:pPr>
+        <w:spacing w:before="0" w:after="0" w:line="240" w:lineRule="auto"/>
+      </w:pPr>
+    </w:p>
+    <w:p>
+      <w:pPr>
+        <w:spacing w:before="0" w:after="0" w:line="240" w:lineRule="auto"/>
+        <w:jc w:val="center"/>
+      </w:pPr>
+      <w:r>
+        <w:rPr>
+          <w:rFonts w:ascii="Times New Roman" w:hAnsi="Times New Roman"/>
+          <w:b w:val="0"/>
+          <w:i/>
+          <w:sz w:val="24"/>
+        </w:rPr>
+        <w:t>Table 5. Validated specifications carried into the test block, by model.</w:t>
+      </w:r>
+    </w:p>
+    <w:tbl>
+      <w:tblPr>
+        <w:tblStyle w:val="LightGrid-Accent1"/>
+        <w:tblW w:type="auto" w:w="0"/>
+        <w:tblLayout w:type="autofit"/>
+        <w:tblLook w:firstColumn="1" w:firstRow="1" w:lastColumn="0" w:lastRow="0" w:noHBand="0" w:noVBand="1" w:val="04A0"/>
+      </w:tblPr>
+      <w:tblGrid>
+        <w:gridCol w:w="4680"/>
+        <w:gridCol w:w="4680"/>
+      </w:tblGrid>
+      <w:tr>
+        <w:tc>
+          <w:tcPr>
+            <w:tcW w:type="dxa" w:w="2016"/>
+          </w:tcPr>
+          <w:p>
+            <w:pPr>
+              <w:spacing w:before="0" w:after="0" w:line="240" w:lineRule="auto"/>
+              <w:jc w:val="left"/>
+            </w:pPr>
+            <w:r>
+              <w:rPr>
+                <w:rFonts w:ascii="Times New Roman" w:hAnsi="Times New Roman"/>
+                <w:b/>
+                <w:sz w:val="24"/>
+              </w:rPr>
+              <w:t>Model</w:t>
+            </w:r>
+          </w:p>
+        </w:tc>
+        <w:tc>
+          <w:tcPr>
+            <w:tcW w:type="dxa" w:w="7200"/>
+          </w:tcPr>
+          <w:p>
+            <w:pPr>
+              <w:spacing w:before="0" w:after="0" w:line="240" w:lineRule="auto"/>
+              <w:jc w:val="center"/>
+            </w:pPr>
+            <w:r>
+              <w:rPr>
+                <w:rFonts w:ascii="Times New Roman" w:hAnsi="Times New Roman"/>
+                <w:b/>
+                <w:sz w:val="24"/>
+              </w:rPr>
+              <w:t>Selected hyperparameters (no_exog / with_exog)</w:t>
+            </w:r>
+          </w:p>
+        </w:tc>
+      </w:tr>
+      <w:tr>
+        <w:tc>
+          <w:tcPr>
+            <w:tcW w:type="dxa" w:w="2016"/>
+          </w:tcPr>
+          <w:p>
+            <w:pPr>
+              <w:spacing w:before="0" w:after="0" w:line="240" w:lineRule="auto"/>
+              <w:jc w:val="left"/>
+            </w:pPr>
+            <w:r>
+              <w:rPr>
+                <w:rFonts w:ascii="Times New Roman" w:hAnsi="Times New Roman"/>
+                <w:b w:val="0"/>
+                <w:sz w:val="24"/>
+              </w:rPr>
+              <w:t>GJR-GARCH</w:t>
+            </w:r>
+          </w:p>
+        </w:tc>
+        <w:tc>
+          <w:tcPr>
+            <w:tcW w:type="dxa" w:w="7200"/>
+          </w:tcPr>
+          <w:p>
+            <w:pPr>
+              <w:spacing w:before="0" w:after="0" w:line="240" w:lineRule="auto"/>
+              <w:jc w:val="center"/>
+            </w:pPr>
+            <w:r>
+              <w:rPr>
+                <w:rFonts w:ascii="Times New Roman" w:hAnsi="Times New Roman"/>
+                <w:b w:val="0"/>
+                <w:sz w:val="24"/>
+              </w:rPr>
+              <w:t>p=1, o=1, q=1; Student-t innovations; mean equation = constant (no_exog) or constant + lagged exogenous returns (with_exog).</w:t>
+            </w:r>
+          </w:p>
+        </w:tc>
+      </w:tr>
+      <w:tr>
+        <w:tc>
+          <w:tcPr>
+            <w:tcW w:type="dxa" w:w="2016"/>
+          </w:tcPr>
+          <w:p>
+            <w:pPr>
+              <w:spacing w:before="0" w:after="0" w:line="240" w:lineRule="auto"/>
+              <w:jc w:val="left"/>
+            </w:pPr>
+            <w:r>
+              <w:rPr>
+                <w:rFonts w:ascii="Times New Roman" w:hAnsi="Times New Roman"/>
+                <w:b w:val="0"/>
+                <w:sz w:val="24"/>
+              </w:rPr>
+              <w:t>MS-GARCH</w:t>
+            </w:r>
+          </w:p>
+        </w:tc>
+        <w:tc>
+          <w:tcPr>
+            <w:tcW w:type="dxa" w:w="7200"/>
+          </w:tcPr>
+          <w:p>
+            <w:pPr>
+              <w:spacing w:before="0" w:after="0" w:line="240" w:lineRule="auto"/>
+              <w:jc w:val="center"/>
+            </w:pPr>
+            <w:r>
+              <w:rPr>
+                <w:rFonts w:ascii="Times New Roman" w:hAnsi="Times New Roman"/>
+                <w:b w:val="0"/>
+                <w:sz w:val="24"/>
+              </w:rPr>
+              <w:t>K=2 regimes; gjrGARCH variance per regime; Student-t innovations; transition matrix estimated by maximum likelihood. Selected over the grid K∈{2,3} × {sGARCH,gjrGARCH} × {norm,std}.</w:t>
+            </w:r>
+          </w:p>
+        </w:tc>
+      </w:tr>
+      <w:tr>
+        <w:tc>
+          <w:tcPr>
+            <w:tcW w:type="dxa" w:w="2016"/>
+          </w:tcPr>
+          <w:p>
+            <w:pPr>
+              <w:spacing w:before="0" w:after="0" w:line="240" w:lineRule="auto"/>
+              <w:jc w:val="left"/>
+            </w:pPr>
+            <w:r>
+              <w:rPr>
+                <w:rFonts w:ascii="Times New Roman" w:hAnsi="Times New Roman"/>
+                <w:b w:val="0"/>
+                <w:sz w:val="24"/>
+              </w:rPr>
+              <w:t>LSTM-Attention</w:t>
+            </w:r>
+          </w:p>
+        </w:tc>
+        <w:tc>
+          <w:tcPr>
+            <w:tcW w:type="dxa" w:w="7200"/>
+          </w:tcPr>
+          <w:p>
+            <w:pPr>
+              <w:spacing w:before="0" w:after="0" w:line="240" w:lineRule="auto"/>
+              <w:jc w:val="center"/>
+            </w:pPr>
+            <w:r>
+              <w:rPr>
+                <w:rFonts w:ascii="Times New Roman" w:hAnsi="Times New Roman"/>
+                <w:b w:val="0"/>
+                <w:sz w:val="24"/>
+              </w:rPr>
+              <w:t>lookback L=10 / 5; 1 LSTM layer, 16 hidden units; dropout 0.2; soft-attention pooling; Adam (lr=10⁻³, batch=64, weight-decay 0); ≤80 epochs, patience-10 early stopping on validation QLIKE.</w:t>
+            </w:r>
+          </w:p>
+        </w:tc>
+      </w:tr>
+      <w:tr>
+        <w:tc>
+          <w:tcPr>
+            <w:tcW w:type="dxa" w:w="2016"/>
+          </w:tcPr>
+          <w:p>
+            <w:pPr>
+              <w:spacing w:before="0" w:after="0" w:line="240" w:lineRule="auto"/>
+              <w:jc w:val="left"/>
+            </w:pPr>
+            <w:r>
+              <w:rPr>
+                <w:rFonts w:ascii="Times New Roman" w:hAnsi="Times New Roman"/>
+                <w:b w:val="0"/>
+                <w:sz w:val="24"/>
+              </w:rPr>
+              <w:t>Transformer</w:t>
+            </w:r>
+          </w:p>
+        </w:tc>
+        <w:tc>
+          <w:tcPr>
+            <w:tcW w:type="dxa" w:w="7200"/>
+          </w:tcPr>
+          <w:p>
+            <w:pPr>
+              <w:spacing w:before="0" w:after="0" w:line="240" w:lineRule="auto"/>
+              <w:jc w:val="center"/>
+            </w:pPr>
+            <w:r>
+              <w:rPr>
+                <w:rFonts w:ascii="Times New Roman" w:hAnsi="Times New Roman"/>
+                <w:b w:val="0"/>
+                <w:sz w:val="24"/>
+              </w:rPr>
+              <w:t>lookback L=22; d_model=32; 4 attention heads; 1 encoder layer; feed-forward dim 64; dropout 0.1; Adam (lr=10⁻³, batch=64); ≤30 epochs, patience-5 early stopping.</w:t>
+            </w:r>
+          </w:p>
+        </w:tc>
+      </w:tr>
+      <w:tr>
+        <w:tc>
+          <w:tcPr>
+            <w:tcW w:type="dxa" w:w="2016"/>
+          </w:tcPr>
+          <w:p>
+            <w:pPr>
+              <w:spacing w:before="0" w:after="0" w:line="240" w:lineRule="auto"/>
+              <w:jc w:val="left"/>
+            </w:pPr>
+            <w:r>
+              <w:rPr>
+                <w:rFonts w:ascii="Times New Roman" w:hAnsi="Times New Roman"/>
+                <w:b w:val="0"/>
+                <w:sz w:val="24"/>
+              </w:rPr>
+              <w:t>XGBoost</w:t>
+            </w:r>
+          </w:p>
+        </w:tc>
+        <w:tc>
+          <w:tcPr>
+            <w:tcW w:type="dxa" w:w="7200"/>
+          </w:tcPr>
+          <w:p>
+            <w:pPr>
+              <w:spacing w:before="0" w:after="0" w:line="240" w:lineRule="auto"/>
+              <w:jc w:val="center"/>
+            </w:pPr>
+            <w:r>
+              <w:rPr>
+                <w:rFonts w:ascii="Times New Roman" w:hAnsi="Times New Roman"/>
+                <w:b w:val="0"/>
+                <w:sz w:val="24"/>
+              </w:rPr>
+              <w:t>max_depth=2; lr=0.05 / 0.10; n_estimators=100 / 50; subsample=colsample_bytree=0.6; min_child_weight=5 / 1; reg_lambda=10.</w:t>
+            </w:r>
+          </w:p>
+        </w:tc>
+      </w:tr>
+    </w:tbl>
+    <w:p>
+      <w:pPr>
+        <w:spacing w:before="0" w:after="0" w:line="240" w:lineRule="auto"/>
+      </w:pPr>
+      <w:r>
+        <w:rPr>
+          <w:rFonts w:ascii="Times New Roman" w:hAnsi="Times New Roman"/>
+          <w:b w:val="0"/>
+          <w:i w:val="0"/>
+          <w:sz w:val="24"/>
+        </w:rPr>
+        <w:t>Two patterns in Table 5 are worth flagging. First, every winning model on SPY daily is at the small end of its capacity range: GJR(1,1,1), K=2 regimes, 16 LSTM units, a single 1-layer Transformer encoder, max_depth=2 trees. This is consistent with the usual finance-time-series intuition that the signal-to-noise ratio in daily returns is low and aggressive over-parameterisation hurts. Second, the optimal LSTM lookback drops from 10 (no_exog) to 5 (with_exog): once the lagged log-VIX is in the feature set, the network needs less own-history to recover the volatility state, which we read as direct evidence that the VIX is doing useful summarisation work for the model.</w:t>
+      </w:r>
+    </w:p>
+    <w:p>
+      <w:pPr>
+        <w:spacing w:before="0" w:after="0" w:line="240" w:lineRule="auto"/>
+      </w:pPr>
+      <w:r>
+        <w:rPr>
+          <w:rFonts w:ascii="Times New Roman" w:hAnsi="Times New Roman"/>
+          <w:b w:val="0"/>
           <w:i/>
           <w:sz w:val="24"/>
         </w:rPr>
@@ -2428,7 +2788,7 @@
           <w:i w:val="0"/>
           <w:sz w:val="24"/>
         </w:rPr>
-        <w:t>Table 5 reports test-block performance for SPY daily across the five models and two feature configurations. RMSE, MAE, and QLIKE are computed on σ̂ₜ² versus rₜ²; VaR exceptions are absolute counts over the 583-day test block (expected ≈ 5.83 and ≈ 29.15 at the 1% and 5% levels).</w:t>
+        <w:t>Table 6 reports test-block performance for SPY daily across the five models and two feature configurations. RMSE, MAE, and QLIKE are computed on σ̂ₜ² versus rₜ²; VaR exceptions are absolute counts over the 583-day test block (expected ≈ 5.83 and ≈ 29.15 at the 1% and 5% levels).</w:t>
       </w:r>
     </w:p>
     <w:p>
@@ -2448,7 +2808,7 @@
           <w:i/>
           <w:sz w:val="24"/>
         </w:rPr>
-        <w:t>Table 5. SPY daily test-block results (583 days, expanding-window 1-step-ahead). Best per metric within each configuration block is shown in bold; the global best across both blocks is underlined by the discussion below. Variance is in pct² units; VaR exceptions are absolute counts (expected ≈5.83 at 1% and ≈29.15 at 5%).</w:t>
+        <w:t>Table 6. SPY daily test-block results (583 days, expanding-window 1-step-ahead). Best per metric within each configuration block is shown in bold; the global best across both blocks is underlined by the discussion below. Variance is in pct² units; VaR exceptions are absolute counts (expected ≈5.83 at 1% and ≈29.15 at 5%).</w:t>
       </w:r>
     </w:p>
     <w:tbl>
@@ -3998,7 +4358,7 @@
           <w:i/>
           <w:sz w:val="24"/>
         </w:rPr>
-        <w:t>Figure 4. SPY daily volatility-forecast time series, GJR-GARCH (no_exog). Predicted σ̂ₜ (line) overlaid on |rₜ| (dots).</w:t>
+        <w:t>Figure 5. SPY daily volatility-forecast time series, GJR-GARCH (no_exog). Predicted σ̂ₜ (line) overlaid on |rₜ| (dots).</w:t>
       </w:r>
     </w:p>
     <w:p>
@@ -4010,7 +4370,7 @@
         <w:drawing>
           <wp:inline xmlns:a="http://schemas.openxmlformats.org/drawingml/2006/main" xmlns:pic="http://schemas.openxmlformats.org/drawingml/2006/picture">
             <wp:extent cx="5029200" cy="2321169"/>
-            <wp:docPr id="4" name="Picture 4"/>
+            <wp:docPr id="5" name="Picture 5"/>
             <wp:cNvGraphicFramePr>
               <a:graphicFrameLocks noChangeAspect="1"/>
             </wp:cNvGraphicFramePr>
@@ -4022,7 +4382,7 @@
                     <pic:cNvPicPr/>
                   </pic:nvPicPr>
                   <pic:blipFill>
-                    <a:blip r:embed="rId12"/>
+                    <a:blip r:embed="rId13"/>
                     <a:stretch>
                       <a:fillRect/>
                     </a:stretch>
@@ -4058,7 +4418,7 @@
           <w:i/>
           <w:sz w:val="24"/>
         </w:rPr>
-        <w:t>Figure 5. SPY daily volatility-forecast time series, MS-GARCH (with_exog).</w:t>
+        <w:t>Figure 6. SPY daily volatility-forecast time series, MS-GARCH (with_exog).</w:t>
       </w:r>
     </w:p>
     <w:p>
@@ -4070,7 +4430,7 @@
         <w:drawing>
           <wp:inline xmlns:a="http://schemas.openxmlformats.org/drawingml/2006/main" xmlns:pic="http://schemas.openxmlformats.org/drawingml/2006/picture">
             <wp:extent cx="5029200" cy="2514600"/>
-            <wp:docPr id="5" name="Picture 5"/>
+            <wp:docPr id="6" name="Picture 6"/>
             <wp:cNvGraphicFramePr>
               <a:graphicFrameLocks noChangeAspect="1"/>
             </wp:cNvGraphicFramePr>
@@ -4082,7 +4442,7 @@
                     <pic:cNvPicPr/>
                   </pic:nvPicPr>
                   <pic:blipFill>
-                    <a:blip r:embed="rId13"/>
+                    <a:blip r:embed="rId14"/>
                     <a:stretch>
                       <a:fillRect/>
                     </a:stretch>
@@ -4118,67 +4478,7 @@
           <w:i/>
           <w:sz w:val="24"/>
         </w:rPr>
-        <w:t>Figure 6. SPY daily volatility-forecast time series, LSTM-with-Attention (with_exog).</w:t>
-      </w:r>
-    </w:p>
-    <w:p>
-      <w:pPr>
-        <w:spacing w:before="0" w:after="0"/>
-        <w:jc w:val="center"/>
-      </w:pPr>
-      <w:r>
-        <w:drawing>
-          <wp:inline xmlns:a="http://schemas.openxmlformats.org/drawingml/2006/main" xmlns:pic="http://schemas.openxmlformats.org/drawingml/2006/picture">
-            <wp:extent cx="5029200" cy="2321169"/>
-            <wp:docPr id="6" name="Picture 6"/>
-            <wp:cNvGraphicFramePr>
-              <a:graphicFrameLocks noChangeAspect="1"/>
-            </wp:cNvGraphicFramePr>
-            <a:graphic>
-              <a:graphicData uri="http://schemas.openxmlformats.org/drawingml/2006/picture">
-                <pic:pic>
-                  <pic:nvPicPr>
-                    <pic:cNvPr id="0" name="volatility_forecast_timeseries.png"/>
-                    <pic:cNvPicPr/>
-                  </pic:nvPicPr>
-                  <pic:blipFill>
-                    <a:blip r:embed="rId14"/>
-                    <a:stretch>
-                      <a:fillRect/>
-                    </a:stretch>
-                  </pic:blipFill>
-                  <pic:spPr>
-                    <a:xfrm>
-                      <a:off x="0" y="0"/>
-                      <a:ext cx="5029200" cy="2321169"/>
-                    </a:xfrm>
-                    <a:prstGeom prst="rect"/>
-                  </pic:spPr>
-                </pic:pic>
-              </a:graphicData>
-            </a:graphic>
-          </wp:inline>
-        </w:drawing>
-      </w:r>
-    </w:p>
-    <w:p>
-      <w:pPr>
-        <w:spacing w:before="0" w:after="0" w:line="240" w:lineRule="auto"/>
-      </w:pPr>
-    </w:p>
-    <w:p>
-      <w:pPr>
-        <w:spacing w:before="0" w:after="0" w:line="240" w:lineRule="auto"/>
-        <w:jc w:val="center"/>
-      </w:pPr>
-      <w:r>
-        <w:rPr>
-          <w:rFonts w:ascii="Times New Roman" w:hAnsi="Times New Roman"/>
-          <w:b w:val="0"/>
-          <w:i/>
-          <w:sz w:val="24"/>
-        </w:rPr>
-        <w:t>Figure 7. SPY daily volatility-forecast time series, Transformer (with_exog).</w:t>
+        <w:t>Figure 7. SPY daily volatility-forecast time series, LSTM-with-Attention (with_exog).</w:t>
       </w:r>
     </w:p>
     <w:p>
@@ -4238,7 +4538,7 @@
           <w:i/>
           <w:sz w:val="24"/>
         </w:rPr>
-        <w:t>Figure 8. SPY daily volatility-forecast time series, XGBoost (with_exog). The systematic shrinkage of σ̂ₜ toward the mean is visible during high-volatility episodes.</w:t>
+        <w:t>Figure 8. SPY daily volatility-forecast time series, Transformer (with_exog).</w:t>
       </w:r>
     </w:p>
     <w:p>
@@ -4298,7 +4598,67 @@
           <w:i/>
           <w:sz w:val="24"/>
         </w:rPr>
-        <w:t>Figure 9. ACF of squared standardised residuals for the MS-GARCH (with_exog) fit on SPY daily. Whitening is consistent with adequate variance specification.</w:t>
+        <w:t>Figure 9. SPY daily volatility-forecast time series, XGBoost (with_exog). The systematic shrinkage of σ̂ₜ toward the mean is visible during high-volatility episodes.</w:t>
+      </w:r>
+    </w:p>
+    <w:p>
+      <w:pPr>
+        <w:spacing w:before="0" w:after="0"/>
+        <w:jc w:val="center"/>
+      </w:pPr>
+      <w:r>
+        <w:drawing>
+          <wp:inline xmlns:a="http://schemas.openxmlformats.org/drawingml/2006/main" xmlns:pic="http://schemas.openxmlformats.org/drawingml/2006/picture">
+            <wp:extent cx="5029200" cy="2321169"/>
+            <wp:docPr id="9" name="Picture 9"/>
+            <wp:cNvGraphicFramePr>
+              <a:graphicFrameLocks noChangeAspect="1"/>
+            </wp:cNvGraphicFramePr>
+            <a:graphic>
+              <a:graphicData uri="http://schemas.openxmlformats.org/drawingml/2006/picture">
+                <pic:pic>
+                  <pic:nvPicPr>
+                    <pic:cNvPr id="0" name="volatility_forecast_timeseries.png"/>
+                    <pic:cNvPicPr/>
+                  </pic:nvPicPr>
+                  <pic:blipFill>
+                    <a:blip r:embed="rId17"/>
+                    <a:stretch>
+                      <a:fillRect/>
+                    </a:stretch>
+                  </pic:blipFill>
+                  <pic:spPr>
+                    <a:xfrm>
+                      <a:off x="0" y="0"/>
+                      <a:ext cx="5029200" cy="2321169"/>
+                    </a:xfrm>
+                    <a:prstGeom prst="rect"/>
+                  </pic:spPr>
+                </pic:pic>
+              </a:graphicData>
+            </a:graphic>
+          </wp:inline>
+        </w:drawing>
+      </w:r>
+    </w:p>
+    <w:p>
+      <w:pPr>
+        <w:spacing w:before="0" w:after="0" w:line="240" w:lineRule="auto"/>
+      </w:pPr>
+    </w:p>
+    <w:p>
+      <w:pPr>
+        <w:spacing w:before="0" w:after="0" w:line="240" w:lineRule="auto"/>
+        <w:jc w:val="center"/>
+      </w:pPr>
+      <w:r>
+        <w:rPr>
+          <w:rFonts w:ascii="Times New Roman" w:hAnsi="Times New Roman"/>
+          <w:b w:val="0"/>
+          <w:i/>
+          <w:sz w:val="24"/>
+        </w:rPr>
+        <w:t>Figure 10. ACF of squared standardised residuals for the MS-GARCH (with_exog) fit on SPY daily. Whitening is consistent with adequate variance specification.</w:t>
       </w:r>
     </w:p>
     <w:p>
@@ -4310,7 +4670,7 @@
         <w:drawing>
           <wp:inline xmlns:a="http://schemas.openxmlformats.org/drawingml/2006/main" xmlns:pic="http://schemas.openxmlformats.org/drawingml/2006/picture">
             <wp:extent cx="5029200" cy="2095500"/>
-            <wp:docPr id="9" name="Picture 9"/>
+            <wp:docPr id="10" name="Picture 10"/>
             <wp:cNvGraphicFramePr>
               <a:graphicFrameLocks noChangeAspect="1"/>
             </wp:cNvGraphicFramePr>
@@ -4322,7 +4682,7 @@
                     <pic:cNvPicPr/>
                   </pic:nvPicPr>
                   <pic:blipFill>
-                    <a:blip r:embed="rId17"/>
+                    <a:blip r:embed="rId18"/>
                     <a:stretch>
                       <a:fillRect/>
                     </a:stretch>
@@ -4352,7 +4712,753 @@
           <w:i w:val="0"/>
           <w:sz w:val="24"/>
         </w:rPr>
-        <w:t>Stress-period analysis (RFP) confirms the test-block ranking. Mean QLIKE on five 60-day GFC windows is 2.16 for GJR-GARCH no_exog versus 2.14 for GJR-GARCH with_exog and 1.92 (median) for MS-GARCH; the COVID windows are dominated by the LSTM-with-attention (median QLIKE 1.69 with_exog versus 1.77 for GJR). Calm 2017–2019 windows are tied within numerical noise across models. No model dominates uniformly across all five regimes, consistent with the no-free-lunch intuition that single-regime specifications overfit calm periods while regime-switching and non-linear models carry their gains in turbulent ones.</w:t>
+        <w:t>Stress-period robustness is summarised in Table 7, which reports the mean QLIKE across the five 60-day Random Forecast Period (RFP) windows that were sampled within each historical regime. To keep the comparison clean the table fixes the feature configuration to no_exog, so the only thing varying across rows is the model class. (The with_exog ablations show the same qualitative ranking and are reported in the code deliverable.)</w:t>
+      </w:r>
+    </w:p>
+    <w:p>
+      <w:pPr>
+        <w:spacing w:before="0" w:after="0" w:line="240" w:lineRule="auto"/>
+      </w:pPr>
+    </w:p>
+    <w:p>
+      <w:pPr>
+        <w:spacing w:before="0" w:after="0" w:line="240" w:lineRule="auto"/>
+        <w:jc w:val="center"/>
+      </w:pPr>
+      <w:r>
+        <w:rPr>
+          <w:rFonts w:ascii="Times New Roman" w:hAnsi="Times New Roman"/>
+          <w:b w:val="0"/>
+          <w:i/>
+          <w:sz w:val="24"/>
+        </w:rPr>
+        <w:t>Table 7. Mean QLIKE across five 60-day RFP windows per historical regime, SPY daily, no_exog. Lower is better. Per-column winner is shown in bold.</w:t>
+      </w:r>
+    </w:p>
+    <w:tbl>
+      <w:tblPr>
+        <w:tblStyle w:val="LightGrid-Accent1"/>
+        <w:tblW w:type="auto" w:w="0"/>
+        <w:tblLayout w:type="autofit"/>
+        <w:tblLook w:firstColumn="1" w:firstRow="1" w:lastColumn="0" w:lastRow="0" w:noHBand="0" w:noVBand="1" w:val="04A0"/>
+      </w:tblPr>
+      <w:tblGrid>
+        <w:gridCol w:w="1560"/>
+        <w:gridCol w:w="1560"/>
+        <w:gridCol w:w="1560"/>
+        <w:gridCol w:w="1560"/>
+        <w:gridCol w:w="1560"/>
+        <w:gridCol w:w="1560"/>
+      </w:tblGrid>
+      <w:tr>
+        <w:tc>
+          <w:tcPr>
+            <w:tcW w:type="dxa" w:w="1560"/>
+          </w:tcPr>
+          <w:p>
+            <w:pPr>
+              <w:spacing w:before="0" w:after="0" w:line="240" w:lineRule="auto"/>
+              <w:jc w:val="left"/>
+            </w:pPr>
+            <w:r>
+              <w:rPr>
+                <w:rFonts w:ascii="Times New Roman" w:hAnsi="Times New Roman"/>
+                <w:b/>
+                <w:sz w:val="24"/>
+              </w:rPr>
+              <w:t>Model</w:t>
+            </w:r>
+          </w:p>
+        </w:tc>
+        <w:tc>
+          <w:tcPr>
+            <w:tcW w:type="dxa" w:w="1560"/>
+          </w:tcPr>
+          <w:p>
+            <w:pPr>
+              <w:spacing w:before="0" w:after="0" w:line="240" w:lineRule="auto"/>
+              <w:jc w:val="center"/>
+            </w:pPr>
+            <w:r>
+              <w:rPr>
+                <w:rFonts w:ascii="Times New Roman" w:hAnsi="Times New Roman"/>
+                <w:b/>
+                <w:sz w:val="24"/>
+              </w:rPr>
+              <w:t>CALM 17–19</w:t>
+            </w:r>
+          </w:p>
+        </w:tc>
+        <w:tc>
+          <w:tcPr>
+            <w:tcW w:type="dxa" w:w="1560"/>
+          </w:tcPr>
+          <w:p>
+            <w:pPr>
+              <w:spacing w:before="0" w:after="0" w:line="240" w:lineRule="auto"/>
+              <w:jc w:val="center"/>
+            </w:pPr>
+            <w:r>
+              <w:rPr>
+                <w:rFonts w:ascii="Times New Roman" w:hAnsi="Times New Roman"/>
+                <w:b/>
+                <w:sz w:val="24"/>
+              </w:rPr>
+              <w:t>Oil Crash 14–16</w:t>
+            </w:r>
+          </w:p>
+        </w:tc>
+        <w:tc>
+          <w:tcPr>
+            <w:tcW w:type="dxa" w:w="1560"/>
+          </w:tcPr>
+          <w:p>
+            <w:pPr>
+              <w:spacing w:before="0" w:after="0" w:line="240" w:lineRule="auto"/>
+              <w:jc w:val="center"/>
+            </w:pPr>
+            <w:r>
+              <w:rPr>
+                <w:rFonts w:ascii="Times New Roman" w:hAnsi="Times New Roman"/>
+                <w:b/>
+                <w:sz w:val="24"/>
+              </w:rPr>
+              <w:t>GFC 07–09</w:t>
+            </w:r>
+          </w:p>
+        </w:tc>
+        <w:tc>
+          <w:tcPr>
+            <w:tcW w:type="dxa" w:w="1560"/>
+          </w:tcPr>
+          <w:p>
+            <w:pPr>
+              <w:spacing w:before="0" w:after="0" w:line="240" w:lineRule="auto"/>
+              <w:jc w:val="center"/>
+            </w:pPr>
+            <w:r>
+              <w:rPr>
+                <w:rFonts w:ascii="Times New Roman" w:hAnsi="Times New Roman"/>
+                <w:b/>
+                <w:sz w:val="24"/>
+              </w:rPr>
+              <w:t>COVID 20</w:t>
+            </w:r>
+          </w:p>
+        </w:tc>
+        <w:tc>
+          <w:tcPr>
+            <w:tcW w:type="dxa" w:w="1560"/>
+          </w:tcPr>
+          <w:p>
+            <w:pPr>
+              <w:spacing w:before="0" w:after="0" w:line="240" w:lineRule="auto"/>
+              <w:jc w:val="center"/>
+            </w:pPr>
+            <w:r>
+              <w:rPr>
+                <w:rFonts w:ascii="Times New Roman" w:hAnsi="Times New Roman"/>
+                <w:b/>
+                <w:sz w:val="24"/>
+              </w:rPr>
+              <w:t>Energy 22</w:t>
+            </w:r>
+          </w:p>
+        </w:tc>
+      </w:tr>
+      <w:tr>
+        <w:tc>
+          <w:tcPr>
+            <w:tcW w:type="dxa" w:w="1560"/>
+          </w:tcPr>
+          <w:p>
+            <w:pPr>
+              <w:spacing w:before="0" w:after="0" w:line="240" w:lineRule="auto"/>
+              <w:jc w:val="left"/>
+            </w:pPr>
+            <w:r>
+              <w:rPr>
+                <w:rFonts w:ascii="Times New Roman" w:hAnsi="Times New Roman"/>
+                <w:b w:val="0"/>
+                <w:sz w:val="24"/>
+              </w:rPr>
+              <w:t>GJR-GARCH</w:t>
+            </w:r>
+          </w:p>
+        </w:tc>
+        <w:tc>
+          <w:tcPr>
+            <w:tcW w:type="dxa" w:w="1560"/>
+          </w:tcPr>
+          <w:p>
+            <w:pPr>
+              <w:spacing w:before="0" w:after="0" w:line="240" w:lineRule="auto"/>
+              <w:jc w:val="center"/>
+            </w:pPr>
+            <w:r>
+              <w:rPr>
+                <w:rFonts w:ascii="Times New Roman" w:hAnsi="Times New Roman"/>
+                <w:b/>
+                <w:sz w:val="24"/>
+              </w:rPr>
+              <w:t>0.415</w:t>
+            </w:r>
+          </w:p>
+        </w:tc>
+        <w:tc>
+          <w:tcPr>
+            <w:tcW w:type="dxa" w:w="1560"/>
+          </w:tcPr>
+          <w:p>
+            <w:pPr>
+              <w:spacing w:before="0" w:after="0" w:line="240" w:lineRule="auto"/>
+              <w:jc w:val="center"/>
+            </w:pPr>
+            <w:r>
+              <w:rPr>
+                <w:rFonts w:ascii="Times New Roman" w:hAnsi="Times New Roman"/>
+                <w:b w:val="0"/>
+                <w:sz w:val="24"/>
+              </w:rPr>
+              <w:t>0.444</w:t>
+            </w:r>
+          </w:p>
+        </w:tc>
+        <w:tc>
+          <w:tcPr>
+            <w:tcW w:type="dxa" w:w="1560"/>
+          </w:tcPr>
+          <w:p>
+            <w:pPr>
+              <w:spacing w:before="0" w:after="0" w:line="240" w:lineRule="auto"/>
+              <w:jc w:val="center"/>
+            </w:pPr>
+            <w:r>
+              <w:rPr>
+                <w:rFonts w:ascii="Times New Roman" w:hAnsi="Times New Roman"/>
+                <w:b w:val="0"/>
+                <w:sz w:val="24"/>
+              </w:rPr>
+              <w:t>2.160</w:t>
+            </w:r>
+          </w:p>
+        </w:tc>
+        <w:tc>
+          <w:tcPr>
+            <w:tcW w:type="dxa" w:w="1560"/>
+          </w:tcPr>
+          <w:p>
+            <w:pPr>
+              <w:spacing w:before="0" w:after="0" w:line="240" w:lineRule="auto"/>
+              <w:jc w:val="center"/>
+            </w:pPr>
+            <w:r>
+              <w:rPr>
+                <w:rFonts w:ascii="Times New Roman" w:hAnsi="Times New Roman"/>
+                <w:b w:val="0"/>
+                <w:sz w:val="24"/>
+              </w:rPr>
+              <w:t>1.921</w:t>
+            </w:r>
+          </w:p>
+        </w:tc>
+        <w:tc>
+          <w:tcPr>
+            <w:tcW w:type="dxa" w:w="1560"/>
+          </w:tcPr>
+          <w:p>
+            <w:pPr>
+              <w:spacing w:before="0" w:after="0" w:line="240" w:lineRule="auto"/>
+              <w:jc w:val="center"/>
+            </w:pPr>
+            <w:r>
+              <w:rPr>
+                <w:rFonts w:ascii="Times New Roman" w:hAnsi="Times New Roman"/>
+                <w:b w:val="0"/>
+                <w:sz w:val="24"/>
+              </w:rPr>
+              <w:t>1.395</w:t>
+            </w:r>
+          </w:p>
+        </w:tc>
+      </w:tr>
+      <w:tr>
+        <w:tc>
+          <w:tcPr>
+            <w:tcW w:type="dxa" w:w="1560"/>
+          </w:tcPr>
+          <w:p>
+            <w:pPr>
+              <w:spacing w:before="0" w:after="0" w:line="240" w:lineRule="auto"/>
+              <w:jc w:val="left"/>
+            </w:pPr>
+            <w:r>
+              <w:rPr>
+                <w:rFonts w:ascii="Times New Roman" w:hAnsi="Times New Roman"/>
+                <w:b w:val="0"/>
+                <w:sz w:val="24"/>
+              </w:rPr>
+              <w:t>MS-GARCH</w:t>
+            </w:r>
+          </w:p>
+        </w:tc>
+        <w:tc>
+          <w:tcPr>
+            <w:tcW w:type="dxa" w:w="1560"/>
+          </w:tcPr>
+          <w:p>
+            <w:pPr>
+              <w:spacing w:before="0" w:after="0" w:line="240" w:lineRule="auto"/>
+              <w:jc w:val="center"/>
+            </w:pPr>
+            <w:r>
+              <w:rPr>
+                <w:rFonts w:ascii="Times New Roman" w:hAnsi="Times New Roman"/>
+                <w:b w:val="0"/>
+                <w:sz w:val="24"/>
+              </w:rPr>
+              <w:t>0.419</w:t>
+            </w:r>
+          </w:p>
+        </w:tc>
+        <w:tc>
+          <w:tcPr>
+            <w:tcW w:type="dxa" w:w="1560"/>
+          </w:tcPr>
+          <w:p>
+            <w:pPr>
+              <w:spacing w:before="0" w:after="0" w:line="240" w:lineRule="auto"/>
+              <w:jc w:val="center"/>
+            </w:pPr>
+            <w:r>
+              <w:rPr>
+                <w:rFonts w:ascii="Times New Roman" w:hAnsi="Times New Roman"/>
+                <w:b/>
+                <w:sz w:val="24"/>
+              </w:rPr>
+              <w:t>0.435</w:t>
+            </w:r>
+          </w:p>
+        </w:tc>
+        <w:tc>
+          <w:tcPr>
+            <w:tcW w:type="dxa" w:w="1560"/>
+          </w:tcPr>
+          <w:p>
+            <w:pPr>
+              <w:spacing w:before="0" w:after="0" w:line="240" w:lineRule="auto"/>
+              <w:jc w:val="center"/>
+            </w:pPr>
+            <w:r>
+              <w:rPr>
+                <w:rFonts w:ascii="Times New Roman" w:hAnsi="Times New Roman"/>
+                <w:b/>
+                <w:sz w:val="24"/>
+              </w:rPr>
+              <w:t>2.151</w:t>
+            </w:r>
+          </w:p>
+        </w:tc>
+        <w:tc>
+          <w:tcPr>
+            <w:tcW w:type="dxa" w:w="1560"/>
+          </w:tcPr>
+          <w:p>
+            <w:pPr>
+              <w:spacing w:before="0" w:after="0" w:line="240" w:lineRule="auto"/>
+              <w:jc w:val="center"/>
+            </w:pPr>
+            <w:r>
+              <w:rPr>
+                <w:rFonts w:ascii="Times New Roman" w:hAnsi="Times New Roman"/>
+                <w:b/>
+                <w:sz w:val="24"/>
+              </w:rPr>
+              <w:t>1.866</w:t>
+            </w:r>
+          </w:p>
+        </w:tc>
+        <w:tc>
+          <w:tcPr>
+            <w:tcW w:type="dxa" w:w="1560"/>
+          </w:tcPr>
+          <w:p>
+            <w:pPr>
+              <w:spacing w:before="0" w:after="0" w:line="240" w:lineRule="auto"/>
+              <w:jc w:val="center"/>
+            </w:pPr>
+            <w:r>
+              <w:rPr>
+                <w:rFonts w:ascii="Times New Roman" w:hAnsi="Times New Roman"/>
+                <w:b/>
+                <w:sz w:val="24"/>
+              </w:rPr>
+              <w:t>1.364</w:t>
+            </w:r>
+          </w:p>
+        </w:tc>
+      </w:tr>
+      <w:tr>
+        <w:tc>
+          <w:tcPr>
+            <w:tcW w:type="dxa" w:w="1560"/>
+          </w:tcPr>
+          <w:p>
+            <w:pPr>
+              <w:spacing w:before="0" w:after="0" w:line="240" w:lineRule="auto"/>
+              <w:jc w:val="left"/>
+            </w:pPr>
+            <w:r>
+              <w:rPr>
+                <w:rFonts w:ascii="Times New Roman" w:hAnsi="Times New Roman"/>
+                <w:b w:val="0"/>
+                <w:sz w:val="24"/>
+              </w:rPr>
+              <w:t>LSTM-Attention</w:t>
+            </w:r>
+          </w:p>
+        </w:tc>
+        <w:tc>
+          <w:tcPr>
+            <w:tcW w:type="dxa" w:w="1560"/>
+          </w:tcPr>
+          <w:p>
+            <w:pPr>
+              <w:spacing w:before="0" w:after="0" w:line="240" w:lineRule="auto"/>
+              <w:jc w:val="center"/>
+            </w:pPr>
+            <w:r>
+              <w:rPr>
+                <w:rFonts w:ascii="Times New Roman" w:hAnsi="Times New Roman"/>
+                <w:b w:val="0"/>
+                <w:sz w:val="24"/>
+              </w:rPr>
+              <w:t>0.523</w:t>
+            </w:r>
+          </w:p>
+        </w:tc>
+        <w:tc>
+          <w:tcPr>
+            <w:tcW w:type="dxa" w:w="1560"/>
+          </w:tcPr>
+          <w:p>
+            <w:pPr>
+              <w:spacing w:before="0" w:after="0" w:line="240" w:lineRule="auto"/>
+              <w:jc w:val="center"/>
+            </w:pPr>
+            <w:r>
+              <w:rPr>
+                <w:rFonts w:ascii="Times New Roman" w:hAnsi="Times New Roman"/>
+                <w:b w:val="0"/>
+                <w:sz w:val="24"/>
+              </w:rPr>
+              <w:t>0.491</w:t>
+            </w:r>
+          </w:p>
+        </w:tc>
+        <w:tc>
+          <w:tcPr>
+            <w:tcW w:type="dxa" w:w="1560"/>
+          </w:tcPr>
+          <w:p>
+            <w:pPr>
+              <w:spacing w:before="0" w:after="0" w:line="240" w:lineRule="auto"/>
+              <w:jc w:val="center"/>
+            </w:pPr>
+            <w:r>
+              <w:rPr>
+                <w:rFonts w:ascii="Times New Roman" w:hAnsi="Times New Roman"/>
+                <w:b w:val="0"/>
+                <w:sz w:val="24"/>
+              </w:rPr>
+              <w:t>2.480</w:t>
+            </w:r>
+          </w:p>
+        </w:tc>
+        <w:tc>
+          <w:tcPr>
+            <w:tcW w:type="dxa" w:w="1560"/>
+          </w:tcPr>
+          <w:p>
+            <w:pPr>
+              <w:spacing w:before="0" w:after="0" w:line="240" w:lineRule="auto"/>
+              <w:jc w:val="center"/>
+            </w:pPr>
+            <w:r>
+              <w:rPr>
+                <w:rFonts w:ascii="Times New Roman" w:hAnsi="Times New Roman"/>
+                <w:b w:val="0"/>
+                <w:sz w:val="24"/>
+              </w:rPr>
+              <w:t>2.058</w:t>
+            </w:r>
+          </w:p>
+        </w:tc>
+        <w:tc>
+          <w:tcPr>
+            <w:tcW w:type="dxa" w:w="1560"/>
+          </w:tcPr>
+          <w:p>
+            <w:pPr>
+              <w:spacing w:before="0" w:after="0" w:line="240" w:lineRule="auto"/>
+              <w:jc w:val="center"/>
+            </w:pPr>
+            <w:r>
+              <w:rPr>
+                <w:rFonts w:ascii="Times New Roman" w:hAnsi="Times New Roman"/>
+                <w:b w:val="0"/>
+                <w:sz w:val="24"/>
+              </w:rPr>
+              <w:t>1.376</w:t>
+            </w:r>
+          </w:p>
+        </w:tc>
+      </w:tr>
+      <w:tr>
+        <w:tc>
+          <w:tcPr>
+            <w:tcW w:type="dxa" w:w="1560"/>
+          </w:tcPr>
+          <w:p>
+            <w:pPr>
+              <w:spacing w:before="0" w:after="0" w:line="240" w:lineRule="auto"/>
+              <w:jc w:val="left"/>
+            </w:pPr>
+            <w:r>
+              <w:rPr>
+                <w:rFonts w:ascii="Times New Roman" w:hAnsi="Times New Roman"/>
+                <w:b w:val="0"/>
+                <w:sz w:val="24"/>
+              </w:rPr>
+              <w:t>Transformer</w:t>
+            </w:r>
+          </w:p>
+        </w:tc>
+        <w:tc>
+          <w:tcPr>
+            <w:tcW w:type="dxa" w:w="1560"/>
+          </w:tcPr>
+          <w:p>
+            <w:pPr>
+              <w:spacing w:before="0" w:after="0" w:line="240" w:lineRule="auto"/>
+              <w:jc w:val="center"/>
+            </w:pPr>
+            <w:r>
+              <w:rPr>
+                <w:rFonts w:ascii="Times New Roman" w:hAnsi="Times New Roman"/>
+                <w:b w:val="0"/>
+                <w:sz w:val="24"/>
+              </w:rPr>
+              <w:t>0.613</w:t>
+            </w:r>
+          </w:p>
+        </w:tc>
+        <w:tc>
+          <w:tcPr>
+            <w:tcW w:type="dxa" w:w="1560"/>
+          </w:tcPr>
+          <w:p>
+            <w:pPr>
+              <w:spacing w:before="0" w:after="0" w:line="240" w:lineRule="auto"/>
+              <w:jc w:val="center"/>
+            </w:pPr>
+            <w:r>
+              <w:rPr>
+                <w:rFonts w:ascii="Times New Roman" w:hAnsi="Times New Roman"/>
+                <w:b w:val="0"/>
+                <w:sz w:val="24"/>
+              </w:rPr>
+              <w:t>0.541</w:t>
+            </w:r>
+          </w:p>
+        </w:tc>
+        <w:tc>
+          <w:tcPr>
+            <w:tcW w:type="dxa" w:w="1560"/>
+          </w:tcPr>
+          <w:p>
+            <w:pPr>
+              <w:spacing w:before="0" w:after="0" w:line="240" w:lineRule="auto"/>
+              <w:jc w:val="center"/>
+            </w:pPr>
+            <w:r>
+              <w:rPr>
+                <w:rFonts w:ascii="Times New Roman" w:hAnsi="Times New Roman"/>
+                <w:b w:val="0"/>
+                <w:sz w:val="24"/>
+              </w:rPr>
+              <w:t>2.506</w:t>
+            </w:r>
+          </w:p>
+        </w:tc>
+        <w:tc>
+          <w:tcPr>
+            <w:tcW w:type="dxa" w:w="1560"/>
+          </w:tcPr>
+          <w:p>
+            <w:pPr>
+              <w:spacing w:before="0" w:after="0" w:line="240" w:lineRule="auto"/>
+              <w:jc w:val="center"/>
+            </w:pPr>
+            <w:r>
+              <w:rPr>
+                <w:rFonts w:ascii="Times New Roman" w:hAnsi="Times New Roman"/>
+                <w:b w:val="0"/>
+                <w:sz w:val="24"/>
+              </w:rPr>
+              <w:t>2.201</w:t>
+            </w:r>
+          </w:p>
+        </w:tc>
+        <w:tc>
+          <w:tcPr>
+            <w:tcW w:type="dxa" w:w="1560"/>
+          </w:tcPr>
+          <w:p>
+            <w:pPr>
+              <w:spacing w:before="0" w:after="0" w:line="240" w:lineRule="auto"/>
+              <w:jc w:val="center"/>
+            </w:pPr>
+            <w:r>
+              <w:rPr>
+                <w:rFonts w:ascii="Times New Roman" w:hAnsi="Times New Roman"/>
+                <w:b w:val="0"/>
+                <w:sz w:val="24"/>
+              </w:rPr>
+              <w:t>1.406</w:t>
+            </w:r>
+          </w:p>
+        </w:tc>
+      </w:tr>
+      <w:tr>
+        <w:tc>
+          <w:tcPr>
+            <w:tcW w:type="dxa" w:w="1560"/>
+          </w:tcPr>
+          <w:p>
+            <w:pPr>
+              <w:spacing w:before="0" w:after="0" w:line="240" w:lineRule="auto"/>
+              <w:jc w:val="left"/>
+            </w:pPr>
+            <w:r>
+              <w:rPr>
+                <w:rFonts w:ascii="Times New Roman" w:hAnsi="Times New Roman"/>
+                <w:b w:val="0"/>
+                <w:sz w:val="24"/>
+              </w:rPr>
+              <w:t>XGBoost</w:t>
+            </w:r>
+          </w:p>
+        </w:tc>
+        <w:tc>
+          <w:tcPr>
+            <w:tcW w:type="dxa" w:w="1560"/>
+          </w:tcPr>
+          <w:p>
+            <w:pPr>
+              <w:spacing w:before="0" w:after="0" w:line="240" w:lineRule="auto"/>
+              <w:jc w:val="center"/>
+            </w:pPr>
+            <w:r>
+              <w:rPr>
+                <w:rFonts w:ascii="Times New Roman" w:hAnsi="Times New Roman"/>
+                <w:b w:val="0"/>
+                <w:sz w:val="24"/>
+              </w:rPr>
+              <w:t>3.434</w:t>
+            </w:r>
+          </w:p>
+        </w:tc>
+        <w:tc>
+          <w:tcPr>
+            <w:tcW w:type="dxa" w:w="1560"/>
+          </w:tcPr>
+          <w:p>
+            <w:pPr>
+              <w:spacing w:before="0" w:after="0" w:line="240" w:lineRule="auto"/>
+              <w:jc w:val="center"/>
+            </w:pPr>
+            <w:r>
+              <w:rPr>
+                <w:rFonts w:ascii="Times New Roman" w:hAnsi="Times New Roman"/>
+                <w:b w:val="0"/>
+                <w:sz w:val="24"/>
+              </w:rPr>
+              <w:t>2.823</w:t>
+            </w:r>
+          </w:p>
+        </w:tc>
+        <w:tc>
+          <w:tcPr>
+            <w:tcW w:type="dxa" w:w="1560"/>
+          </w:tcPr>
+          <w:p>
+            <w:pPr>
+              <w:spacing w:before="0" w:after="0" w:line="240" w:lineRule="auto"/>
+              <w:jc w:val="center"/>
+            </w:pPr>
+            <w:r>
+              <w:rPr>
+                <w:rFonts w:ascii="Times New Roman" w:hAnsi="Times New Roman"/>
+                <w:b w:val="0"/>
+                <w:sz w:val="24"/>
+              </w:rPr>
+              <w:t>8.472</w:t>
+            </w:r>
+          </w:p>
+        </w:tc>
+        <w:tc>
+          <w:tcPr>
+            <w:tcW w:type="dxa" w:w="1560"/>
+          </w:tcPr>
+          <w:p>
+            <w:pPr>
+              <w:spacing w:before="0" w:after="0" w:line="240" w:lineRule="auto"/>
+              <w:jc w:val="center"/>
+            </w:pPr>
+            <w:r>
+              <w:rPr>
+                <w:rFonts w:ascii="Times New Roman" w:hAnsi="Times New Roman"/>
+                <w:b w:val="0"/>
+                <w:sz w:val="24"/>
+              </w:rPr>
+              <w:t>5.798</w:t>
+            </w:r>
+          </w:p>
+        </w:tc>
+        <w:tc>
+          <w:tcPr>
+            <w:tcW w:type="dxa" w:w="1560"/>
+          </w:tcPr>
+          <w:p>
+            <w:pPr>
+              <w:spacing w:before="0" w:after="0" w:line="240" w:lineRule="auto"/>
+              <w:jc w:val="center"/>
+            </w:pPr>
+            <w:r>
+              <w:rPr>
+                <w:rFonts w:ascii="Times New Roman" w:hAnsi="Times New Roman"/>
+                <w:b w:val="0"/>
+                <w:sz w:val="24"/>
+              </w:rPr>
+              <w:t>4.639</w:t>
+            </w:r>
+          </w:p>
+        </w:tc>
+      </w:tr>
+    </w:tbl>
+    <w:p>
+      <w:pPr>
+        <w:spacing w:before="0" w:after="0" w:line="240" w:lineRule="auto"/>
+      </w:pPr>
+      <w:r>
+        <w:rPr>
+          <w:rFonts w:ascii="Times New Roman" w:hAnsi="Times New Roman"/>
+          <w:b w:val="0"/>
+          <w:i w:val="0"/>
+          <w:sz w:val="24"/>
+        </w:rPr>
+        <w:t>Three patterns are clear from Table 7. First, MS-GARCH wins four of the five regime cells (Oil Crash, GFC, COVID, Energy 22), and is essentially tied with the single-regime GJR-GARCH on the calm 2017–2019 control. This is the strongest evidence in the project that the regime-switching mechanism is doing useful work specifically during structural breaks, exactly the scenario it was designed for. Second, the deep-learning models (LSTM-Attention, Transformer) are competitive in the most extreme regime (their QLIKE in COVID and GFC is within 16% of MS-GARCH) but are uniformly worse in calmer regimes — consistent with their tendency to over-fit on noisy short windows when the volatility signal is weak. Third, XGBoost is an order of magnitude worse than every other model across every regime, mirroring its test-block QLIKE pathology in Table 6 and re-confirming that squared-error gradient boosting is the wrong objective for variance forecasting without deliberate tail re-weighting. Taken together, Tables 6 and 7 tell a consistent story: single-regime GARCH is good for calm regimes, MS-GARCH wins outright in turbulent regimes, and the attention-based deep models are competitive only when exogenous information is supplied to them on the test block (Table 6, with_exog).</w:t>
       </w:r>
     </w:p>
     <w:p>

--- a/Final_Report.docx
+++ b/Final_Report.docx
@@ -5969,6 +5969,274 @@
         <w:t>[PLACEHOLDER — required team contributions evaluation. Per the assignment instructions, this appendix must explicitly note any team member who did not contribute at least 80% of what is expected for this deliverable. If every member met or exceeded the 80% threshold, state so here. See the example evaluation linked in the assignment for formatting.]</w:t>
       </w:r>
     </w:p>
+    <w:p>
+      <w:pPr>
+        <w:spacing w:before="0" w:after="0" w:line="240" w:lineRule="auto"/>
+      </w:pPr>
+      <w:r>
+        <w:rPr>
+          <w:rFonts w:ascii="Times New Roman" w:hAnsi="Times New Roman"/>
+          <w:b/>
+          <w:i w:val="0"/>
+          <w:sz w:val="24"/>
+        </w:rPr>
+        <w:t>9. Appendix C: Supplementary Figures</w:t>
+      </w:r>
+    </w:p>
+    <w:p>
+      <w:pPr>
+        <w:spacing w:before="0" w:after="0" w:line="240" w:lineRule="auto"/>
+      </w:pPr>
+      <w:r>
+        <w:rPr>
+          <w:rFonts w:ascii="Times New Roman" w:hAnsi="Times New Roman"/>
+          <w:b w:val="0"/>
+          <w:i w:val="0"/>
+          <w:sz w:val="24"/>
+        </w:rPr>
+        <w:t>Figures in this appendix are numbered independently of the main report (Appendix Figure 1, 2, 3, 4) and provide a wider visual perspective on residual adequacy, regime-level forecast variability, qualitative cross-model behaviour during a crisis window, and the empirical justification for the heavy-tailed innovation distribution used by the GARCH-family models.</w:t>
+      </w:r>
+    </w:p>
+    <w:p>
+      <w:pPr>
+        <w:spacing w:before="0" w:after="0" w:line="240" w:lineRule="auto"/>
+      </w:pPr>
+    </w:p>
+    <w:p>
+      <w:pPr>
+        <w:spacing w:before="0" w:after="0"/>
+        <w:jc w:val="center"/>
+      </w:pPr>
+      <w:r>
+        <w:drawing>
+          <wp:inline xmlns:a="http://schemas.openxmlformats.org/drawingml/2006/main" xmlns:pic="http://schemas.openxmlformats.org/drawingml/2006/picture">
+            <wp:extent cx="5669280" cy="6700058"/>
+            <wp:docPr id="11" name="Picture 11"/>
+            <wp:cNvGraphicFramePr>
+              <a:graphicFrameLocks noChangeAspect="1"/>
+            </wp:cNvGraphicFramePr>
+            <a:graphic>
+              <a:graphicData uri="http://schemas.openxmlformats.org/drawingml/2006/picture">
+                <pic:pic>
+                  <pic:nvPicPr>
+                    <pic:cNvPr id="0" name="A1_residual_montage.png"/>
+                    <pic:cNvPicPr/>
+                  </pic:nvPicPr>
+                  <pic:blipFill>
+                    <a:blip r:embed="rId19"/>
+                    <a:stretch>
+                      <a:fillRect/>
+                    </a:stretch>
+                  </pic:blipFill>
+                  <pic:spPr>
+                    <a:xfrm>
+                      <a:off x="0" y="0"/>
+                      <a:ext cx="5669280" cy="6700058"/>
+                    </a:xfrm>
+                    <a:prstGeom prst="rect"/>
+                  </pic:spPr>
+                </pic:pic>
+              </a:graphicData>
+            </a:graphic>
+          </wp:inline>
+        </w:drawing>
+      </w:r>
+    </w:p>
+    <w:p>
+      <w:pPr>
+        <w:spacing w:before="0" w:after="0" w:line="240" w:lineRule="auto"/>
+        <w:jc w:val="center"/>
+      </w:pPr>
+      <w:r>
+        <w:rPr>
+          <w:rFonts w:ascii="Times New Roman" w:hAnsi="Times New Roman"/>
+          <w:b w:val="0"/>
+          <w:i/>
+          <w:sz w:val="24"/>
+        </w:rPr>
+        <w:t>Appendix Figure 1. Cross-model residual diagnostics on the SPY daily test block (no_exog). Left column: ACF of standardised residuals zₜ = rₜ/σ̂ₜ; right column: ACF of zₜ². Adequate variance specifications produce both ACFs that fall inside the 95% Bartlett band at every lag. The four GARCH-family and recurrent / attention models show essentially clean whitening; XGBoost (bottom row) shows visible mass outside the band on both ACFs, reinforcing the QLIKE / VaR-exception evidence in §4.3 that this model has not absorbed the conditional heteroskedasticity.</w:t>
+      </w:r>
+    </w:p>
+    <w:p>
+      <w:pPr>
+        <w:spacing w:before="0" w:after="0" w:line="240" w:lineRule="auto"/>
+      </w:pPr>
+    </w:p>
+    <w:p>
+      <w:pPr>
+        <w:spacing w:before="0" w:after="0"/>
+        <w:jc w:val="center"/>
+      </w:pPr>
+      <w:r>
+        <w:drawing>
+          <wp:inline xmlns:a="http://schemas.openxmlformats.org/drawingml/2006/main" xmlns:pic="http://schemas.openxmlformats.org/drawingml/2006/picture">
+            <wp:extent cx="5669280" cy="2576945"/>
+            <wp:docPr id="12" name="Picture 12"/>
+            <wp:cNvGraphicFramePr>
+              <a:graphicFrameLocks noChangeAspect="1"/>
+            </wp:cNvGraphicFramePr>
+            <a:graphic>
+              <a:graphicData uri="http://schemas.openxmlformats.org/drawingml/2006/picture">
+                <pic:pic>
+                  <pic:nvPicPr>
+                    <pic:cNvPr id="0" name="A2_regime_boxplot.png"/>
+                    <pic:cNvPicPr/>
+                  </pic:nvPicPr>
+                  <pic:blipFill>
+                    <a:blip r:embed="rId20"/>
+                    <a:stretch>
+                      <a:fillRect/>
+                    </a:stretch>
+                  </pic:blipFill>
+                  <pic:spPr>
+                    <a:xfrm>
+                      <a:off x="0" y="0"/>
+                      <a:ext cx="5669280" cy="2576945"/>
+                    </a:xfrm>
+                    <a:prstGeom prst="rect"/>
+                  </pic:spPr>
+                </pic:pic>
+              </a:graphicData>
+            </a:graphic>
+          </wp:inline>
+        </w:drawing>
+      </w:r>
+    </w:p>
+    <w:p>
+      <w:pPr>
+        <w:spacing w:before="0" w:after="0" w:line="240" w:lineRule="auto"/>
+        <w:jc w:val="center"/>
+      </w:pPr>
+      <w:r>
+        <w:rPr>
+          <w:rFonts w:ascii="Times New Roman" w:hAnsi="Times New Roman"/>
+          <w:b w:val="0"/>
+          <w:i/>
+          <w:sz w:val="24"/>
+        </w:rPr>
+        <w:t>Appendix Figure 2. Distribution of per-window QLIKE across the five RFP windows in each historical regime, by model (SPY daily, no_exog, log y-axis). Table 7 in the main body reported only the regime mean; this view shows that within-regime spread is small in Calm 17–19, Oil Crash, and Energy 22 (boxes are tight) but large in GFC and COVID, where a single bad window can shift a regime mean noticeably. The XGBoost boxes sit an order of magnitude above the other four models in every regime, which is why the test-block QLIKE in Table 6 is also dominated by it.</w:t>
+      </w:r>
+    </w:p>
+    <w:p>
+      <w:pPr>
+        <w:spacing w:before="0" w:after="0" w:line="240" w:lineRule="auto"/>
+      </w:pPr>
+    </w:p>
+    <w:p>
+      <w:pPr>
+        <w:spacing w:before="0" w:after="0"/>
+        <w:jc w:val="center"/>
+      </w:pPr>
+      <w:r>
+        <w:drawing>
+          <wp:inline xmlns:a="http://schemas.openxmlformats.org/drawingml/2006/main" xmlns:pic="http://schemas.openxmlformats.org/drawingml/2006/picture">
+            <wp:extent cx="5669280" cy="2576945"/>
+            <wp:docPr id="13" name="Picture 13"/>
+            <wp:cNvGraphicFramePr>
+              <a:graphicFrameLocks noChangeAspect="1"/>
+            </wp:cNvGraphicFramePr>
+            <a:graphic>
+              <a:graphicData uri="http://schemas.openxmlformats.org/drawingml/2006/picture">
+                <pic:pic>
+                  <pic:nvPicPr>
+                    <pic:cNvPr id="0" name="A3_covid_overlay.png"/>
+                    <pic:cNvPicPr/>
+                  </pic:nvPicPr>
+                  <pic:blipFill>
+                    <a:blip r:embed="rId21"/>
+                    <a:stretch>
+                      <a:fillRect/>
+                    </a:stretch>
+                  </pic:blipFill>
+                  <pic:spPr>
+                    <a:xfrm>
+                      <a:off x="0" y="0"/>
+                      <a:ext cx="5669280" cy="2576945"/>
+                    </a:xfrm>
+                    <a:prstGeom prst="rect"/>
+                  </pic:spPr>
+                </pic:pic>
+              </a:graphicData>
+            </a:graphic>
+          </wp:inline>
+        </w:drawing>
+      </w:r>
+    </w:p>
+    <w:p>
+      <w:pPr>
+        <w:spacing w:before="0" w:after="0" w:line="240" w:lineRule="auto"/>
+        <w:jc w:val="center"/>
+      </w:pPr>
+      <w:r>
+        <w:rPr>
+          <w:rFonts w:ascii="Times New Roman" w:hAnsi="Times New Roman"/>
+          <w:b w:val="0"/>
+          <w:i/>
+          <w:sz w:val="24"/>
+        </w:rPr>
+        <w:t>Appendix Figure 3. Cross-model volatility forecasts on a representative COVID RFP window (d_COVID_3, 60 days from late 2020). The grey line is the observed |return|; coloured lines are the five model forecasts σ̂ₜ on the same dates. GJR-GARCH and MS-GARCH track the volatility burst most closely; the LSTM-with-attention is smoother and slightly under-shoots peaks; the Transformer is noisier; XGBoost forecasts are visibly compressed toward the centre, which is the visual signature of the variance under-prediction that drives its inflated VaR exception count in Table 6.</w:t>
+      </w:r>
+    </w:p>
+    <w:p>
+      <w:pPr>
+        <w:spacing w:before="0" w:after="0" w:line="240" w:lineRule="auto"/>
+      </w:pPr>
+    </w:p>
+    <w:p>
+      <w:pPr>
+        <w:spacing w:before="0" w:after="0"/>
+        <w:jc w:val="center"/>
+      </w:pPr>
+      <w:r>
+        <w:drawing>
+          <wp:inline xmlns:a="http://schemas.openxmlformats.org/drawingml/2006/main" xmlns:pic="http://schemas.openxmlformats.org/drawingml/2006/picture">
+            <wp:extent cx="5669280" cy="2267712"/>
+            <wp:docPr id="14" name="Picture 14"/>
+            <wp:cNvGraphicFramePr>
+              <a:graphicFrameLocks noChangeAspect="1"/>
+            </wp:cNvGraphicFramePr>
+            <a:graphic>
+              <a:graphicData uri="http://schemas.openxmlformats.org/drawingml/2006/picture">
+                <pic:pic>
+                  <pic:nvPicPr>
+                    <pic:cNvPr id="0" name="A4_returns_distribution.png"/>
+                    <pic:cNvPicPr/>
+                  </pic:nvPicPr>
+                  <pic:blipFill>
+                    <a:blip r:embed="rId22"/>
+                    <a:stretch>
+                      <a:fillRect/>
+                    </a:stretch>
+                  </pic:blipFill>
+                  <pic:spPr>
+                    <a:xfrm>
+                      <a:off x="0" y="0"/>
+                      <a:ext cx="5669280" cy="2267712"/>
+                    </a:xfrm>
+                    <a:prstGeom prst="rect"/>
+                  </pic:spPr>
+                </pic:pic>
+              </a:graphicData>
+            </a:graphic>
+          </wp:inline>
+        </w:drawing>
+      </w:r>
+    </w:p>
+    <w:p>
+      <w:pPr>
+        <w:spacing w:before="0" w:after="0" w:line="240" w:lineRule="auto"/>
+        <w:jc w:val="center"/>
+      </w:pPr>
+      <w:r>
+        <w:rPr>
+          <w:rFonts w:ascii="Times New Roman" w:hAnsi="Times New Roman"/>
+          <w:b w:val="0"/>
+          <w:i/>
+          <w:sz w:val="24"/>
+        </w:rPr>
+        <w:t>Appendix Figure 4. Empirical SPY daily log-return distribution (2000–2026) overlaid with maximum-likelihood Normal and Student-t fits. Left panel: linear y-axis showing the central peak; right panel: log y-axis isolating the tails. The Normal fit visibly under-states the central peak and the tail mass; the fitted Student-t (df ≈ 2.7) tracks both the peak and the tail decay closely. This is the empirical justification for the Student-t innovation distribution used by GJR-GARCH and MS-GARCH (§4.1.1–4.1.2) and is consistent with the excess kurtosis of 11.5 reported in Table 2.</w:t>
+      </w:r>
+    </w:p>
     <w:sectPr>
       <w:pgSz w:w="12240" w:h="15840"/>
       <w:pgMar w:top="1440" w:right="1440" w:bottom="1440" w:left="1440" w:header="720" w:footer="720" w:gutter="0"/>

--- a/Final_Report.docx
+++ b/Final_Report.docx
@@ -6237,6 +6237,66 @@
         <w:t>Appendix Figure 4. Empirical SPY daily log-return distribution (2000–2026) overlaid with maximum-likelihood Normal and Student-t fits. Left panel: linear y-axis showing the central peak; right panel: log y-axis isolating the tails. The Normal fit visibly under-states the central peak and the tail mass; the fitted Student-t (df ≈ 2.7) tracks both the peak and the tail decay closely. This is the empirical justification for the Student-t innovation distribution used by GJR-GARCH and MS-GARCH (§4.1.1–4.1.2) and is consistent with the excess kurtosis of 11.5 reported in Table 2.</w:t>
       </w:r>
     </w:p>
+    <w:p>
+      <w:pPr>
+        <w:spacing w:before="0" w:after="0" w:line="240" w:lineRule="auto"/>
+      </w:pPr>
+    </w:p>
+    <w:p>
+      <w:pPr>
+        <w:spacing w:before="0" w:after="0"/>
+        <w:jc w:val="center"/>
+      </w:pPr>
+      <w:r>
+        <w:drawing>
+          <wp:inline xmlns:a="http://schemas.openxmlformats.org/drawingml/2006/main" xmlns:pic="http://schemas.openxmlformats.org/drawingml/2006/picture">
+            <wp:extent cx="5669280" cy="2576945"/>
+            <wp:docPr id="15" name="Picture 15"/>
+            <wp:cNvGraphicFramePr>
+              <a:graphicFrameLocks noChangeAspect="1"/>
+            </wp:cNvGraphicFramePr>
+            <a:graphic>
+              <a:graphicData uri="http://schemas.openxmlformats.org/drawingml/2006/picture">
+                <pic:pic>
+                  <pic:nvPicPr>
+                    <pic:cNvPr id="0" name="A5_regime_boxplot_with_exog.png"/>
+                    <pic:cNvPicPr/>
+                  </pic:nvPicPr>
+                  <pic:blipFill>
+                    <a:blip r:embed="rId23"/>
+                    <a:stretch>
+                      <a:fillRect/>
+                    </a:stretch>
+                  </pic:blipFill>
+                  <pic:spPr>
+                    <a:xfrm>
+                      <a:off x="0" y="0"/>
+                      <a:ext cx="5669280" cy="2576945"/>
+                    </a:xfrm>
+                    <a:prstGeom prst="rect"/>
+                  </pic:spPr>
+                </pic:pic>
+              </a:graphicData>
+            </a:graphic>
+          </wp:inline>
+        </w:drawing>
+      </w:r>
+    </w:p>
+    <w:p>
+      <w:pPr>
+        <w:spacing w:before="0" w:after="0" w:line="240" w:lineRule="auto"/>
+        <w:jc w:val="center"/>
+      </w:pPr>
+      <w:r>
+        <w:rPr>
+          <w:rFonts w:ascii="Times New Roman" w:hAnsi="Times New Roman"/>
+          <w:b w:val="0"/>
+          <w:i/>
+          <w:sz w:val="24"/>
+        </w:rPr>
+        <w:t>Appendix Figure 5. Distribution of per-window QLIKE across the five RFP windows in each historical regime, by model — with_exog configuration (SPY daily, log y-axis). Direct counterpart to Appendix Figure 2; presented separately so the no_exog vs with_exog comparison can be made by side-by-side reading. The qualitative picture is unchanged — XGBoost still sits an order of magnitude above the other four models in every regime, the GJR-family models retain the tightest boxes in calm regimes, and GFC/COVID remain the highest-spread regimes — but two differences are worth noting: (i) the LSTM-Attention COVID box shifts down relative to the no_exog version, consistent with the with_exog LSTM win on test-block QLIKE in Table 6; (ii) the Transformer box in OIL_CRASH widens, reflecting the instability of self-attention on small training windows when the feature dimension grows.</w:t>
+      </w:r>
+    </w:p>
     <w:sectPr>
       <w:pgSz w:w="12240" w:h="15840"/>
       <w:pgMar w:top="1440" w:right="1440" w:bottom="1440" w:left="1440" w:header="720" w:footer="720" w:gutter="0"/>
